--- a/docs/Nagamese_NLP_Full_Project_Proposal.docx
+++ b/docs/Nagamese_NLP_Full_Project_Proposal.docx
@@ -154,7 +154,7 @@
         <w:rPr>
           <w:sz w:val="19"/>
         </w:rPr>
-        <w:t>Title: LIKHIBI: DEVELOPMENT OF NATURAL LANGUAGE PROCESSING RESOURCES, PREDICTIVE INPUT SYSTEM, AND PROTOTYPE NEURAL MACHINE TRANSLATION FOR NAGAMESE CREOLE</w:t>
+        <w:t>Title: Likhibi: Computational Resource Curation, Contextual Language Modeling, and Prototype Neural Translation for Nagamese Creole</w:t>
       </w:r>
     </w:p>
     <w:p>
@@ -178,7 +178,7 @@
         <w:rPr>
           <w:sz w:val="19"/>
         </w:rPr>
-        <w:t>Domain: Natural Language Processing / Machine Translation / Mobile Systems</w:t>
+        <w:t>Domain: Natural Language Processing / Machine Translation / Computational Linguistics</w:t>
       </w:r>
     </w:p>
     <w:p>
@@ -266,7 +266,7 @@
                 <w:color w:val="2D3748"/>
                 <w:sz w:val="20"/>
               </w:rPr>
-              <w:t>Respected Project Coordinators Mr. Nzanthung Odyuo sir, Mr. Nokshangthemba sir, and evaluation committee members. I am [Your Name], presenting my full major project proposal: 'Likhibi: Development of NLP Resources, Predictive Input System, and Prototype Neural Machine Translation for Nagamese Creole'. Nagamese is the primary lingua franca across Nagaland, but remains classified as a Low-Resource Language. This project builds the complete NLP resource stack for Nagamese—including a 20,000-entry dictionary, parallel corpus, N-gram prediction engine, baseline Neural Machine Translation, and an offline Android keyboard interface.</w:t>
+              <w:t>Respected Project Coordinators Mr. Nzanthung Odyuo sir, Mr. Nokshangthemba sir, and evaluation committee members. I am [Your Name], presenting my full major project proposal: 'Likhibi: Computational Resource Curation, Contextual Language Modeling, and Prototype Neural Translation for Nagamese Creole'. Nagamese is the primary lingua franca across Nagaland, but remains classified as a Low-Resource Language. This project builds the complete NLP resource stack for Nagamese—including a 20,000-entry dictionary, parallel corpus, N-gram prediction engine, baseline Neural Machine Translation, and an offline Android keyboard interface.</w:t>
             </w:r>
           </w:p>
         </w:tc>
